--- a/docs/ho-so/EIDE-CDS-12.5_Dac_ta_nang_luc_tap_5.docx
+++ b/docs/ho-so/EIDE-CDS-12.5_Dac_ta_nang_luc_tap_5.docx
@@ -22458,6 +22458,21 @@
           <w:szCs w:val="24"/>
         </w:rPr>
         <w:t xml:space="preserve">[67] V. T. Công, "EIDE-Rà soát đủ điều kiện phát triển (EIDE_Ra_soat_Du_dieu_kien_Phat_trien.xlsx)," 05/09/2026.</w:t>
+      </w:r>
+    </w:p>
+    <w:p>
+      <w:pPr>
+        <w:spacing w:after="100" w:line="276"/>
+        <w:ind w:left="567" w:hanging="567"/>
+        <w:jc w:val="left"/>
+      </w:pPr>
+      <w:r>
+        <w:rPr>
+          <w:rFonts w:ascii="Times New Roman" w:cs="Times New Roman" w:eastAsia="Times New Roman" w:hAnsi="Times New Roman"/>
+          <w:sz w:val="24"/>
+          <w:szCs w:val="24"/>
+        </w:rPr>
+        <w:t xml:space="preserve">[68] Anthropic, "Claude Code documentation — memory (CLAUDE.md), slash commands, hooks, settings," Claude Docs, 2026. [Online]. Available: https://docs.claude.com/en/docs/claude-code</w:t>
       </w:r>
     </w:p>
     <w:sectPr>

--- a/docs/ho-so/EIDE-CDS-12.5_Dac_ta_nang_luc_tap_5.docx
+++ b/docs/ho-so/EIDE-CDS-12.5_Dac_ta_nang_luc_tap_5.docx
@@ -19169,7 +19169,7 @@
           <w:sz w:val="26"/>
           <w:szCs w:val="26"/>
         </w:rPr>
-        <w:t xml:space="preserve">1. doc.generate với mẫu báo cáo; mục Nguồn tự động</w:t>
+        <w:t xml:space="preserve">1. doc.generate với mẫu báo cáo (nó trả Markdown và mục Nguồn tự động); chuyển sang định dạng yêu cầu — đây là chỗ DUY NHẤT dựng docx/pdf (DEV-070)</w:t>
       </w:r>
     </w:p>
     <w:p>
@@ -19194,7 +19194,7 @@
           <w:sz w:val="26"/>
           <w:szCs w:val="26"/>
         </w:rPr>
-        <w:t xml:space="preserve"> E5002.</w:t>
+        <w:t xml:space="preserve"> E5002; E4001 thiếu node/docx.</w:t>
       </w:r>
     </w:p>
     <w:p>

--- a/docs/ho-so/EIDE-CDS-12.5_Dac_ta_nang_luc_tap_5.docx
+++ b/docs/ho-so/EIDE-CDS-12.5_Dac_ta_nang_luc_tap_5.docx
@@ -1264,7 +1264,23 @@
           <w:sz w:val="26"/>
           <w:szCs w:val="26"/>
         </w:rPr>
-        <w:t xml:space="preserve">Mỗi năng lực là một mục gồm: bảng hợp đồng (lớp rủi ro, mức tự chủ, grounding, điều kiện hỏi, hoàn tác, mốc, ví dụ gọi, test), JSON Schema tham số vào và kết quả ra theo mẫu số chung (object/string/number/integer/boolean/array/enum; sâu ≤ 3; không anyOf/$ref) [19], các bước thực hiện (thuật toán ở mức lập trình được, có tham chiếu tới tài liệu nền: CXD-10 ngữ cảnh, MEM-11 bộ nhớ, POL-17 chính sách, PRS-16 prompt, SEC-25 sandbox, TGT-19 phần cứng, SIM-20 mô phỏng), và mã lỗi (API-15 §6). Khai báo YAML tương ứng nằm trong `capabilities/&lt;ns&gt;.yaml` và là thứ Capability Registry nạp; tài liệu này là bản đọc cho người của cùng dữ liệu. Router luôn thực hiện các bước chung trước khi vào năng lực: kiểm input_schema → grounding → policy.decide → thực thi → ledger → đăng ký hoàn tác (SDD-04 §4.0), nên các bước dưới đây không lặp lại phần chung. Quy ước mức: T1 AI làm trọn; T1* tự làm khi chính sách có bằng chứng; T2 AI làm — người duyệt; T3 người làm.</w:t>
+        <w:t xml:space="preserve">Mỗi năng lực là một mục gồm: bảng hợp đồng (lớp rủi ro, mức tự chủ, grounding, điều kiện hỏi, hoàn tác, mốc, ví dụ gọi, test), JSON Schema tham số vào và kết quả ra theo mẫu số chung (object/string/number/integer/boolean/array/enum; sâu ≤ 3; không anyOf/$ref) [19], các bước thực hiện (thuật toán ở mức lập trình được, có tham chiếu tới tài liệu nền: CXD-10 ngữ cảnh, MEM-11 bộ nhớ, POL-17 chính sách, PRS-16 prompt, SEC-25 sandbox, TGT-19 phần cứng, SIM-20 mô phỏng), và mã lỗi (API-15 §6). Khai báo YAML tương ứng nằm trong </w:t>
+      </w:r>
+      <w:r>
+        <w:rPr>
+          <w:rFonts w:ascii="Consolas" w:cs="Consolas" w:eastAsia="Consolas" w:hAnsi="Consolas"/>
+          <w:sz w:val="22"/>
+          <w:szCs w:val="22"/>
+        </w:rPr>
+        <w:t xml:space="preserve">capabilities/&lt;ns&gt;.yaml</w:t>
+      </w:r>
+      <w:r>
+        <w:rPr>
+          <w:rFonts w:ascii="Times New Roman" w:cs="Times New Roman" w:eastAsia="Times New Roman" w:hAnsi="Times New Roman"/>
+          <w:sz w:val="26"/>
+          <w:szCs w:val="26"/>
+        </w:rPr>
+        <w:t xml:space="preserve"> và là thứ Capability Registry nạp; tài liệu này là bản đọc cho người của cùng dữ liệu. Router luôn thực hiện các bước chung trước khi vào năng lực: kiểm input_schema → grounding → policy.decide → thực thi → ledger → đăng ký hoàn tác (SDD-04 §4.0), nên các bước dưới đây không lặp lại phần chung. Quy ước mức: T1 AI làm trọn; T1* tự làm khi chính sách có bằng chứng; T2 AI làm — người duyệt; T3 người làm.</w:t>
       </w:r>
     </w:p>
     <w:p>

--- a/docs/ho-so/EIDE-CDS-12.5_Dac_ta_nang_luc_tap_5.docx
+++ b/docs/ho-so/EIDE-CDS-12.5_Dac_ta_nang_luc_tap_5.docx
@@ -48,7 +48,7 @@
           <w:sz w:val="22"/>
           <w:szCs w:val="22"/>
         </w:rPr>
-        <w:t xml:space="preserve">Chính sách tự chủ, registry, báo cáo. 16 năng lực trong 3 nhóm; mỗi năng lực có hợp đồng 13 trường, JSON Schema vào/ra, các bước, lỗi, hoàn tác, ví dụ gọi và test</w:t>
+        <w:t xml:space="preserve">Chính sách tự chủ, registry, báo cáo. 17 năng lực trong 3 nhóm; mỗi năng lực có hợp đồng 13 trường, JSON Schema vào/ra, các bước, lỗi, hoàn tác, ví dụ gọi và test</w:t>
       </w:r>
     </w:p>
     <w:tbl>
@@ -1603,7 +1603,7 @@
                 <w:sz w:val="21"/>
                 <w:szCs w:val="21"/>
               </w:rPr>
-              <w:t xml:space="preserve">7</w:t>
+              <w:t xml:space="preserve">8</w:t>
             </w:r>
           </w:p>
         </w:tc>
@@ -1637,7 +1637,7 @@
                 <w:sz w:val="21"/>
                 <w:szCs w:val="21"/>
               </w:rPr>
-              <w:t xml:space="preserve">3/0/3/1</w:t>
+              <w:t xml:space="preserve">4/0/3/1</w:t>
             </w:r>
           </w:p>
         </w:tc>
@@ -10518,6 +10518,1197 @@
           <w:szCs w:val="26"/>
         </w:rPr>
         <w:t xml:space="preserve"> E3000.</w:t>
+      </w:r>
+    </w:p>
+    <w:p>
+      <w:pPr>
+        <w:spacing w:after="60"/>
+      </w:pPr>
+      <w:r>
+        <w:rPr>
+          <w:rFonts w:ascii="Times New Roman" w:cs="Times New Roman" w:eastAsia="Times New Roman" w:hAnsi="Times New Roman"/>
+          <w:sz w:val="26"/>
+          <w:szCs w:val="26"/>
+        </w:rPr>
+        <w:t xml:space="preserve"/>
+      </w:r>
+    </w:p>
+    <w:p>
+      <w:pPr>
+        <w:pStyle w:val="Heading3"/>
+        <w:spacing w:after="100" w:before="200" w:line="360"/>
+      </w:pPr>
+      <w:r>
+        <w:rPr>
+          <w:rFonts w:ascii="Times New Roman" w:cs="Times New Roman" w:eastAsia="Times New Roman" w:hAnsi="Times New Roman"/>
+          <w:b/>
+          <w:bCs/>
+          <w:i/>
+          <w:iCs/>
+          <w:color w:val="1F3864"/>
+          <w:sz w:val="26"/>
+          <w:szCs w:val="26"/>
+        </w:rPr>
+        <w:t xml:space="preserve">POLICY-08 · policy.rules — Bảng quy tắc ĐANG CÓ HIỆU LỰC + trạng thái niêm danh sách trắng</w:t>
+      </w:r>
+    </w:p>
+    <w:tbl>
+      <w:tblPr>
+        <w:tblW w:type="dxa" w:w="9300"/>
+        <w:tblBorders>
+          <w:top w:val="single" w:color="auto" w:sz="4"/>
+          <w:left w:val="single" w:color="auto" w:sz="4"/>
+          <w:bottom w:val="single" w:color="auto" w:sz="4"/>
+          <w:right w:val="single" w:color="auto" w:sz="4"/>
+          <w:insideH w:val="single" w:color="auto" w:sz="4"/>
+          <w:insideV w:val="single" w:color="auto" w:sz="4"/>
+        </w:tblBorders>
+      </w:tblPr>
+      <w:tblGrid>
+        <w:gridCol w:w="2300"/>
+        <w:gridCol w:w="7000"/>
+      </w:tblGrid>
+      <w:tr>
+        <w:trPr>
+          <w:tblHeader/>
+        </w:trPr>
+        <w:tc>
+          <w:tcPr>
+            <w:tcW w:type="dxa" w:w="2300"/>
+            <w:tcBorders>
+              <w:top w:val="single" w:color="7F7F7F" w:sz="4"/>
+              <w:left w:val="single" w:color="7F7F7F" w:sz="4"/>
+              <w:bottom w:val="single" w:color="7F7F7F" w:sz="4"/>
+              <w:right w:val="single" w:color="7F7F7F" w:sz="4"/>
+            </w:tcBorders>
+            <w:shd w:fill="1F3864" w:color="auto" w:val="clear"/>
+            <w:tcMar>
+              <w:top w:type="dxa" w:w="50"/>
+              <w:left w:type="dxa" w:w="80"/>
+              <w:bottom w:type="dxa" w:w="50"/>
+              <w:right w:type="dxa" w:w="80"/>
+            </w:tcMar>
+            <w:vAlign w:val="top"/>
+          </w:tcPr>
+          <w:p>
+            <w:pPr>
+              <w:spacing w:after="30" w:line="264"/>
+              <w:jc w:val="center"/>
+            </w:pPr>
+            <w:r>
+              <w:rPr>
+                <w:rFonts w:ascii="Times New Roman" w:cs="Times New Roman" w:eastAsia="Times New Roman" w:hAnsi="Times New Roman"/>
+                <w:b/>
+                <w:bCs/>
+                <w:color w:val="FFFFFF"/>
+                <w:sz w:val="21"/>
+                <w:szCs w:val="21"/>
+              </w:rPr>
+              <w:t xml:space="preserve">Mục</w:t>
+            </w:r>
+          </w:p>
+        </w:tc>
+        <w:tc>
+          <w:tcPr>
+            <w:tcW w:type="dxa" w:w="7000"/>
+            <w:tcBorders>
+              <w:top w:val="single" w:color="7F7F7F" w:sz="4"/>
+              <w:left w:val="single" w:color="7F7F7F" w:sz="4"/>
+              <w:bottom w:val="single" w:color="7F7F7F" w:sz="4"/>
+              <w:right w:val="single" w:color="7F7F7F" w:sz="4"/>
+            </w:tcBorders>
+            <w:shd w:fill="1F3864" w:color="auto" w:val="clear"/>
+            <w:tcMar>
+              <w:top w:type="dxa" w:w="50"/>
+              <w:left w:type="dxa" w:w="80"/>
+              <w:bottom w:type="dxa" w:w="50"/>
+              <w:right w:type="dxa" w:w="80"/>
+            </w:tcMar>
+            <w:vAlign w:val="top"/>
+          </w:tcPr>
+          <w:p>
+            <w:pPr>
+              <w:spacing w:after="30" w:line="264"/>
+              <w:jc w:val="center"/>
+            </w:pPr>
+            <w:r>
+              <w:rPr>
+                <w:rFonts w:ascii="Times New Roman" w:cs="Times New Roman" w:eastAsia="Times New Roman" w:hAnsi="Times New Roman"/>
+                <w:b/>
+                <w:bCs/>
+                <w:color w:val="FFFFFF"/>
+                <w:sz w:val="21"/>
+                <w:szCs w:val="21"/>
+              </w:rPr>
+              <w:t xml:space="preserve">Nội dung</w:t>
+            </w:r>
+          </w:p>
+        </w:tc>
+      </w:tr>
+      <w:tr>
+        <w:tc>
+          <w:tcPr>
+            <w:tcW w:type="dxa" w:w="2300"/>
+            <w:tcBorders>
+              <w:top w:val="single" w:color="7F7F7F" w:sz="4"/>
+              <w:left w:val="single" w:color="7F7F7F" w:sz="4"/>
+              <w:bottom w:val="single" w:color="7F7F7F" w:sz="4"/>
+              <w:right w:val="single" w:color="7F7F7F" w:sz="4"/>
+            </w:tcBorders>
+            <w:tcMar>
+              <w:top w:type="dxa" w:w="50"/>
+              <w:left w:type="dxa" w:w="80"/>
+              <w:bottom w:type="dxa" w:w="50"/>
+              <w:right w:type="dxa" w:w="80"/>
+            </w:tcMar>
+            <w:vAlign w:val="top"/>
+          </w:tcPr>
+          <w:p>
+            <w:pPr>
+              <w:spacing w:after="30" w:line="264"/>
+              <w:jc w:val="left"/>
+            </w:pPr>
+            <w:r>
+              <w:rPr>
+                <w:rFonts w:ascii="Times New Roman" w:cs="Times New Roman" w:eastAsia="Times New Roman" w:hAnsi="Times New Roman"/>
+                <w:b/>
+                <w:bCs/>
+                <w:sz w:val="21"/>
+                <w:szCs w:val="21"/>
+              </w:rPr>
+              <w:t xml:space="preserve">Lớp rủi ro / mức</w:t>
+            </w:r>
+          </w:p>
+        </w:tc>
+        <w:tc>
+          <w:tcPr>
+            <w:tcW w:type="dxa" w:w="7000"/>
+            <w:tcBorders>
+              <w:top w:val="single" w:color="7F7F7F" w:sz="4"/>
+              <w:left w:val="single" w:color="7F7F7F" w:sz="4"/>
+              <w:bottom w:val="single" w:color="7F7F7F" w:sz="4"/>
+              <w:right w:val="single" w:color="7F7F7F" w:sz="4"/>
+            </w:tcBorders>
+            <w:tcMar>
+              <w:top w:type="dxa" w:w="50"/>
+              <w:left w:type="dxa" w:w="80"/>
+              <w:bottom w:type="dxa" w:w="50"/>
+              <w:right w:type="dxa" w:w="80"/>
+            </w:tcMar>
+            <w:vAlign w:val="top"/>
+          </w:tcPr>
+          <w:p>
+            <w:pPr>
+              <w:spacing w:after="30" w:line="264"/>
+              <w:jc w:val="left"/>
+            </w:pPr>
+            <w:r>
+              <w:rPr>
+                <w:rFonts w:ascii="Times New Roman" w:cs="Times New Roman" w:eastAsia="Times New Roman" w:hAnsi="Times New Roman"/>
+                <w:b w:val="false"/>
+                <w:bCs w:val="false"/>
+                <w:sz w:val="21"/>
+                <w:szCs w:val="21"/>
+              </w:rPr>
+              <w:t xml:space="preserve">R0 / T1</w:t>
+            </w:r>
+          </w:p>
+        </w:tc>
+      </w:tr>
+      <w:tr>
+        <w:tc>
+          <w:tcPr>
+            <w:tcW w:type="dxa" w:w="2300"/>
+            <w:tcBorders>
+              <w:top w:val="single" w:color="7F7F7F" w:sz="4"/>
+              <w:left w:val="single" w:color="7F7F7F" w:sz="4"/>
+              <w:bottom w:val="single" w:color="7F7F7F" w:sz="4"/>
+              <w:right w:val="single" w:color="7F7F7F" w:sz="4"/>
+            </w:tcBorders>
+            <w:shd w:fill="F2F6FB" w:color="auto" w:val="clear"/>
+            <w:tcMar>
+              <w:top w:type="dxa" w:w="50"/>
+              <w:left w:type="dxa" w:w="80"/>
+              <w:bottom w:type="dxa" w:w="50"/>
+              <w:right w:type="dxa" w:w="80"/>
+            </w:tcMar>
+            <w:vAlign w:val="top"/>
+          </w:tcPr>
+          <w:p>
+            <w:pPr>
+              <w:spacing w:after="30" w:line="264"/>
+              <w:jc w:val="left"/>
+            </w:pPr>
+            <w:r>
+              <w:rPr>
+                <w:rFonts w:ascii="Times New Roman" w:cs="Times New Roman" w:eastAsia="Times New Roman" w:hAnsi="Times New Roman"/>
+                <w:b/>
+                <w:bCs/>
+                <w:sz w:val="21"/>
+                <w:szCs w:val="21"/>
+              </w:rPr>
+              <w:t xml:space="preserve">Grounding (tiền điều kiện)</w:t>
+            </w:r>
+          </w:p>
+        </w:tc>
+        <w:tc>
+          <w:tcPr>
+            <w:tcW w:type="dxa" w:w="7000"/>
+            <w:tcBorders>
+              <w:top w:val="single" w:color="7F7F7F" w:sz="4"/>
+              <w:left w:val="single" w:color="7F7F7F" w:sz="4"/>
+              <w:bottom w:val="single" w:color="7F7F7F" w:sz="4"/>
+              <w:right w:val="single" w:color="7F7F7F" w:sz="4"/>
+            </w:tcBorders>
+            <w:shd w:fill="F2F6FB" w:color="auto" w:val="clear"/>
+            <w:tcMar>
+              <w:top w:type="dxa" w:w="50"/>
+              <w:left w:type="dxa" w:w="80"/>
+              <w:bottom w:type="dxa" w:w="50"/>
+              <w:right w:type="dxa" w:w="80"/>
+            </w:tcMar>
+            <w:vAlign w:val="top"/>
+          </w:tcPr>
+          <w:p>
+            <w:pPr>
+              <w:spacing w:after="30" w:line="264"/>
+              <w:jc w:val="left"/>
+            </w:pPr>
+            <w:r>
+              <w:rPr>
+                <w:rFonts w:ascii="Times New Roman" w:cs="Times New Roman" w:eastAsia="Times New Roman" w:hAnsi="Times New Roman"/>
+                <w:b w:val="false"/>
+                <w:bCs w:val="false"/>
+                <w:sz w:val="21"/>
+                <w:szCs w:val="21"/>
+              </w:rPr>
+              <w:t xml:space="preserve">—</w:t>
+            </w:r>
+          </w:p>
+        </w:tc>
+      </w:tr>
+      <w:tr>
+        <w:tc>
+          <w:tcPr>
+            <w:tcW w:type="dxa" w:w="2300"/>
+            <w:tcBorders>
+              <w:top w:val="single" w:color="7F7F7F" w:sz="4"/>
+              <w:left w:val="single" w:color="7F7F7F" w:sz="4"/>
+              <w:bottom w:val="single" w:color="7F7F7F" w:sz="4"/>
+              <w:right w:val="single" w:color="7F7F7F" w:sz="4"/>
+            </w:tcBorders>
+            <w:tcMar>
+              <w:top w:type="dxa" w:w="50"/>
+              <w:left w:type="dxa" w:w="80"/>
+              <w:bottom w:type="dxa" w:w="50"/>
+              <w:right w:type="dxa" w:w="80"/>
+            </w:tcMar>
+            <w:vAlign w:val="top"/>
+          </w:tcPr>
+          <w:p>
+            <w:pPr>
+              <w:spacing w:after="30" w:line="264"/>
+              <w:jc w:val="left"/>
+            </w:pPr>
+            <w:r>
+              <w:rPr>
+                <w:rFonts w:ascii="Times New Roman" w:cs="Times New Roman" w:eastAsia="Times New Roman" w:hAnsi="Times New Roman"/>
+                <w:b/>
+                <w:bCs/>
+                <w:sz w:val="21"/>
+                <w:szCs w:val="21"/>
+              </w:rPr>
+              <w:t xml:space="preserve">Hỏi kỹ sư khi</w:t>
+            </w:r>
+          </w:p>
+        </w:tc>
+        <w:tc>
+          <w:tcPr>
+            <w:tcW w:type="dxa" w:w="7000"/>
+            <w:tcBorders>
+              <w:top w:val="single" w:color="7F7F7F" w:sz="4"/>
+              <w:left w:val="single" w:color="7F7F7F" w:sz="4"/>
+              <w:bottom w:val="single" w:color="7F7F7F" w:sz="4"/>
+              <w:right w:val="single" w:color="7F7F7F" w:sz="4"/>
+            </w:tcBorders>
+            <w:tcMar>
+              <w:top w:type="dxa" w:w="50"/>
+              <w:left w:type="dxa" w:w="80"/>
+              <w:bottom w:type="dxa" w:w="50"/>
+              <w:right w:type="dxa" w:w="80"/>
+            </w:tcMar>
+            <w:vAlign w:val="top"/>
+          </w:tcPr>
+          <w:p>
+            <w:pPr>
+              <w:spacing w:after="30" w:line="264"/>
+              <w:jc w:val="left"/>
+            </w:pPr>
+            <w:r>
+              <w:rPr>
+                <w:rFonts w:ascii="Times New Roman" w:cs="Times New Roman" w:eastAsia="Times New Roman" w:hAnsi="Times New Roman"/>
+                <w:b w:val="false"/>
+                <w:bCs w:val="false"/>
+                <w:sz w:val="21"/>
+                <w:szCs w:val="21"/>
+              </w:rPr>
+              <w:t xml:space="preserve">—</w:t>
+            </w:r>
+          </w:p>
+        </w:tc>
+      </w:tr>
+      <w:tr>
+        <w:tc>
+          <w:tcPr>
+            <w:tcW w:type="dxa" w:w="2300"/>
+            <w:tcBorders>
+              <w:top w:val="single" w:color="7F7F7F" w:sz="4"/>
+              <w:left w:val="single" w:color="7F7F7F" w:sz="4"/>
+              <w:bottom w:val="single" w:color="7F7F7F" w:sz="4"/>
+              <w:right w:val="single" w:color="7F7F7F" w:sz="4"/>
+            </w:tcBorders>
+            <w:shd w:fill="F2F6FB" w:color="auto" w:val="clear"/>
+            <w:tcMar>
+              <w:top w:type="dxa" w:w="50"/>
+              <w:left w:type="dxa" w:w="80"/>
+              <w:bottom w:type="dxa" w:w="50"/>
+              <w:right w:type="dxa" w:w="80"/>
+            </w:tcMar>
+            <w:vAlign w:val="top"/>
+          </w:tcPr>
+          <w:p>
+            <w:pPr>
+              <w:spacing w:after="30" w:line="264"/>
+              <w:jc w:val="left"/>
+            </w:pPr>
+            <w:r>
+              <w:rPr>
+                <w:rFonts w:ascii="Times New Roman" w:cs="Times New Roman" w:eastAsia="Times New Roman" w:hAnsi="Times New Roman"/>
+                <w:b/>
+                <w:bCs/>
+                <w:sz w:val="21"/>
+                <w:szCs w:val="21"/>
+              </w:rPr>
+              <w:t xml:space="preserve">Hoàn tác</w:t>
+            </w:r>
+          </w:p>
+        </w:tc>
+        <w:tc>
+          <w:tcPr>
+            <w:tcW w:type="dxa" w:w="7000"/>
+            <w:tcBorders>
+              <w:top w:val="single" w:color="7F7F7F" w:sz="4"/>
+              <w:left w:val="single" w:color="7F7F7F" w:sz="4"/>
+              <w:bottom w:val="single" w:color="7F7F7F" w:sz="4"/>
+              <w:right w:val="single" w:color="7F7F7F" w:sz="4"/>
+            </w:tcBorders>
+            <w:shd w:fill="F2F6FB" w:color="auto" w:val="clear"/>
+            <w:tcMar>
+              <w:top w:type="dxa" w:w="50"/>
+              <w:left w:type="dxa" w:w="80"/>
+              <w:bottom w:type="dxa" w:w="50"/>
+              <w:right w:type="dxa" w:w="80"/>
+            </w:tcMar>
+            <w:vAlign w:val="top"/>
+          </w:tcPr>
+          <w:p>
+            <w:pPr>
+              <w:spacing w:after="30" w:line="264"/>
+              <w:jc w:val="left"/>
+            </w:pPr>
+            <w:r>
+              <w:rPr>
+                <w:rFonts w:ascii="Times New Roman" w:cs="Times New Roman" w:eastAsia="Times New Roman" w:hAnsi="Times New Roman"/>
+                <w:b w:val="false"/>
+                <w:bCs w:val="false"/>
+                <w:sz w:val="21"/>
+                <w:szCs w:val="21"/>
+              </w:rPr>
+              <w:t xml:space="preserve">none</w:t>
+            </w:r>
+          </w:p>
+        </w:tc>
+      </w:tr>
+      <w:tr>
+        <w:tc>
+          <w:tcPr>
+            <w:tcW w:type="dxa" w:w="2300"/>
+            <w:tcBorders>
+              <w:top w:val="single" w:color="7F7F7F" w:sz="4"/>
+              <w:left w:val="single" w:color="7F7F7F" w:sz="4"/>
+              <w:bottom w:val="single" w:color="7F7F7F" w:sz="4"/>
+              <w:right w:val="single" w:color="7F7F7F" w:sz="4"/>
+            </w:tcBorders>
+            <w:tcMar>
+              <w:top w:type="dxa" w:w="50"/>
+              <w:left w:type="dxa" w:w="80"/>
+              <w:bottom w:type="dxa" w:w="50"/>
+              <w:right w:type="dxa" w:w="80"/>
+            </w:tcMar>
+            <w:vAlign w:val="top"/>
+          </w:tcPr>
+          <w:p>
+            <w:pPr>
+              <w:spacing w:after="30" w:line="264"/>
+              <w:jc w:val="left"/>
+            </w:pPr>
+            <w:r>
+              <w:rPr>
+                <w:rFonts w:ascii="Times New Roman" w:cs="Times New Roman" w:eastAsia="Times New Roman" w:hAnsi="Times New Roman"/>
+                <w:b/>
+                <w:bCs/>
+                <w:sz w:val="21"/>
+                <w:szCs w:val="21"/>
+              </w:rPr>
+              <w:t xml:space="preserve">Mốc / trạng thái M0</w:t>
+            </w:r>
+          </w:p>
+        </w:tc>
+        <w:tc>
+          <w:tcPr>
+            <w:tcW w:type="dxa" w:w="7000"/>
+            <w:tcBorders>
+              <w:top w:val="single" w:color="7F7F7F" w:sz="4"/>
+              <w:left w:val="single" w:color="7F7F7F" w:sz="4"/>
+              <w:bottom w:val="single" w:color="7F7F7F" w:sz="4"/>
+              <w:right w:val="single" w:color="7F7F7F" w:sz="4"/>
+            </w:tcBorders>
+            <w:tcMar>
+              <w:top w:type="dxa" w:w="50"/>
+              <w:left w:type="dxa" w:w="80"/>
+              <w:bottom w:type="dxa" w:w="50"/>
+              <w:right w:type="dxa" w:w="80"/>
+            </w:tcMar>
+            <w:vAlign w:val="top"/>
+          </w:tcPr>
+          <w:p>
+            <w:pPr>
+              <w:spacing w:after="30" w:line="264"/>
+              <w:jc w:val="left"/>
+            </w:pPr>
+            <w:r>
+              <w:rPr>
+                <w:rFonts w:ascii="Times New Roman" w:cs="Times New Roman" w:eastAsia="Times New Roman" w:hAnsi="Times New Roman"/>
+                <w:b w:val="false"/>
+                <w:bCs w:val="false"/>
+                <w:sz w:val="21"/>
+                <w:szCs w:val="21"/>
+              </w:rPr>
+              <w:t xml:space="preserve">M1 / chưa</w:t>
+            </w:r>
+          </w:p>
+        </w:tc>
+      </w:tr>
+      <w:tr>
+        <w:tc>
+          <w:tcPr>
+            <w:tcW w:type="dxa" w:w="2300"/>
+            <w:tcBorders>
+              <w:top w:val="single" w:color="7F7F7F" w:sz="4"/>
+              <w:left w:val="single" w:color="7F7F7F" w:sz="4"/>
+              <w:bottom w:val="single" w:color="7F7F7F" w:sz="4"/>
+              <w:right w:val="single" w:color="7F7F7F" w:sz="4"/>
+            </w:tcBorders>
+            <w:shd w:fill="F2F6FB" w:color="auto" w:val="clear"/>
+            <w:tcMar>
+              <w:top w:type="dxa" w:w="50"/>
+              <w:left w:type="dxa" w:w="80"/>
+              <w:bottom w:type="dxa" w:w="50"/>
+              <w:right w:type="dxa" w:w="80"/>
+            </w:tcMar>
+            <w:vAlign w:val="top"/>
+          </w:tcPr>
+          <w:p>
+            <w:pPr>
+              <w:spacing w:after="30" w:line="264"/>
+              <w:jc w:val="left"/>
+            </w:pPr>
+            <w:r>
+              <w:rPr>
+                <w:rFonts w:ascii="Times New Roman" w:cs="Times New Roman" w:eastAsia="Times New Roman" w:hAnsi="Times New Roman"/>
+                <w:b/>
+                <w:bCs/>
+                <w:sz w:val="21"/>
+                <w:szCs w:val="21"/>
+              </w:rPr>
+              <w:t xml:space="preserve">Tham chiếu</w:t>
+            </w:r>
+          </w:p>
+        </w:tc>
+        <w:tc>
+          <w:tcPr>
+            <w:tcW w:type="dxa" w:w="7000"/>
+            <w:tcBorders>
+              <w:top w:val="single" w:color="7F7F7F" w:sz="4"/>
+              <w:left w:val="single" w:color="7F7F7F" w:sz="4"/>
+              <w:bottom w:val="single" w:color="7F7F7F" w:sz="4"/>
+              <w:right w:val="single" w:color="7F7F7F" w:sz="4"/>
+            </w:tcBorders>
+            <w:shd w:fill="F2F6FB" w:color="auto" w:val="clear"/>
+            <w:tcMar>
+              <w:top w:type="dxa" w:w="50"/>
+              <w:left w:type="dxa" w:w="80"/>
+              <w:bottom w:type="dxa" w:w="50"/>
+              <w:right w:type="dxa" w:w="80"/>
+            </w:tcMar>
+            <w:vAlign w:val="top"/>
+          </w:tcPr>
+          <w:p>
+            <w:pPr>
+              <w:spacing w:after="30" w:line="264"/>
+              <w:jc w:val="left"/>
+            </w:pPr>
+            <w:r>
+              <w:rPr>
+                <w:rFonts w:ascii="Times New Roman" w:cs="Times New Roman" w:eastAsia="Times New Roman" w:hAnsi="Times New Roman"/>
+                <w:b w:val="false"/>
+                <w:bCs w:val="false"/>
+                <w:sz w:val="21"/>
+                <w:szCs w:val="21"/>
+              </w:rPr>
+              <w:t xml:space="preserve">UC-K02</w:t>
+            </w:r>
+          </w:p>
+        </w:tc>
+      </w:tr>
+      <w:tr>
+        <w:tc>
+          <w:tcPr>
+            <w:tcW w:type="dxa" w:w="2300"/>
+            <w:tcBorders>
+              <w:top w:val="single" w:color="7F7F7F" w:sz="4"/>
+              <w:left w:val="single" w:color="7F7F7F" w:sz="4"/>
+              <w:bottom w:val="single" w:color="7F7F7F" w:sz="4"/>
+              <w:right w:val="single" w:color="7F7F7F" w:sz="4"/>
+            </w:tcBorders>
+            <w:tcMar>
+              <w:top w:type="dxa" w:w="50"/>
+              <w:left w:type="dxa" w:w="80"/>
+              <w:bottom w:type="dxa" w:w="50"/>
+              <w:right w:type="dxa" w:w="80"/>
+            </w:tcMar>
+            <w:vAlign w:val="top"/>
+          </w:tcPr>
+          <w:p>
+            <w:pPr>
+              <w:spacing w:after="30" w:line="264"/>
+              <w:jc w:val="left"/>
+            </w:pPr>
+            <w:r>
+              <w:rPr>
+                <w:rFonts w:ascii="Times New Roman" w:cs="Times New Roman" w:eastAsia="Times New Roman" w:hAnsi="Times New Roman"/>
+                <w:b/>
+                <w:bCs/>
+                <w:sz w:val="21"/>
+                <w:szCs w:val="21"/>
+              </w:rPr>
+              <w:t xml:space="preserve">Ví dụ gọi</w:t>
+            </w:r>
+          </w:p>
+        </w:tc>
+        <w:tc>
+          <w:tcPr>
+            <w:tcW w:type="dxa" w:w="7000"/>
+            <w:tcBorders>
+              <w:top w:val="single" w:color="7F7F7F" w:sz="4"/>
+              <w:left w:val="single" w:color="7F7F7F" w:sz="4"/>
+              <w:bottom w:val="single" w:color="7F7F7F" w:sz="4"/>
+              <w:right w:val="single" w:color="7F7F7F" w:sz="4"/>
+            </w:tcBorders>
+            <w:tcMar>
+              <w:top w:type="dxa" w:w="50"/>
+              <w:left w:type="dxa" w:w="80"/>
+              <w:bottom w:type="dxa" w:w="50"/>
+              <w:right w:type="dxa" w:w="80"/>
+            </w:tcMar>
+            <w:vAlign w:val="top"/>
+          </w:tcPr>
+          <w:p>
+            <w:pPr>
+              <w:spacing w:after="30" w:line="264"/>
+              <w:jc w:val="left"/>
+            </w:pPr>
+            <w:r>
+              <w:rPr>
+                <w:rFonts w:ascii="Times New Roman" w:cs="Times New Roman" w:eastAsia="Times New Roman" w:hAnsi="Times New Roman"/>
+                <w:b w:val="false"/>
+                <w:bCs w:val="false"/>
+                <w:sz w:val="21"/>
+                <w:szCs w:val="21"/>
+              </w:rPr>
+              <w:t xml:space="preserve">policy.rules {}</w:t>
+            </w:r>
+          </w:p>
+        </w:tc>
+      </w:tr>
+      <w:tr>
+        <w:tc>
+          <w:tcPr>
+            <w:tcW w:type="dxa" w:w="2300"/>
+            <w:tcBorders>
+              <w:top w:val="single" w:color="7F7F7F" w:sz="4"/>
+              <w:left w:val="single" w:color="7F7F7F" w:sz="4"/>
+              <w:bottom w:val="single" w:color="7F7F7F" w:sz="4"/>
+              <w:right w:val="single" w:color="7F7F7F" w:sz="4"/>
+            </w:tcBorders>
+            <w:shd w:fill="F2F6FB" w:color="auto" w:val="clear"/>
+            <w:tcMar>
+              <w:top w:type="dxa" w:w="50"/>
+              <w:left w:type="dxa" w:w="80"/>
+              <w:bottom w:type="dxa" w:w="50"/>
+              <w:right w:type="dxa" w:w="80"/>
+            </w:tcMar>
+            <w:vAlign w:val="top"/>
+          </w:tcPr>
+          <w:p>
+            <w:pPr>
+              <w:spacing w:after="30" w:line="264"/>
+              <w:jc w:val="left"/>
+            </w:pPr>
+            <w:r>
+              <w:rPr>
+                <w:rFonts w:ascii="Times New Roman" w:cs="Times New Roman" w:eastAsia="Times New Roman" w:hAnsi="Times New Roman"/>
+                <w:b/>
+                <w:bCs/>
+                <w:sz w:val="21"/>
+                <w:szCs w:val="21"/>
+              </w:rPr>
+              <w:t xml:space="preserve">Test hợp đồng / hành vi</w:t>
+            </w:r>
+          </w:p>
+        </w:tc>
+        <w:tc>
+          <w:tcPr>
+            <w:tcW w:type="dxa" w:w="7000"/>
+            <w:tcBorders>
+              <w:top w:val="single" w:color="7F7F7F" w:sz="4"/>
+              <w:left w:val="single" w:color="7F7F7F" w:sz="4"/>
+              <w:bottom w:val="single" w:color="7F7F7F" w:sz="4"/>
+              <w:right w:val="single" w:color="7F7F7F" w:sz="4"/>
+            </w:tcBorders>
+            <w:shd w:fill="F2F6FB" w:color="auto" w:val="clear"/>
+            <w:tcMar>
+              <w:top w:type="dxa" w:w="50"/>
+              <w:left w:type="dxa" w:w="80"/>
+              <w:bottom w:type="dxa" w:w="50"/>
+              <w:right w:type="dxa" w:w="80"/>
+            </w:tcMar>
+            <w:vAlign w:val="top"/>
+          </w:tcPr>
+          <w:p>
+            <w:pPr>
+              <w:spacing w:after="30" w:line="264"/>
+              <w:jc w:val="left"/>
+            </w:pPr>
+            <w:r>
+              <w:rPr>
+                <w:rFonts w:ascii="Times New Roman" w:cs="Times New Roman" w:eastAsia="Times New Roman" w:hAnsi="Times New Roman"/>
+                <w:b w:val="false"/>
+                <w:bCs w:val="false"/>
+                <w:sz w:val="21"/>
+                <w:szCs w:val="21"/>
+              </w:rPr>
+              <w:t xml:space="preserve">S25</w:t>
+            </w:r>
+          </w:p>
+        </w:tc>
+      </w:tr>
+    </w:tbl>
+    <w:p>
+      <w:pPr>
+        <w:spacing w:after="120" w:line="360"/>
+        <w:ind w:firstLine="0"/>
+        <w:jc w:val="both"/>
+      </w:pPr>
+      <w:r>
+        <w:rPr>
+          <w:rFonts w:ascii="Times New Roman" w:cs="Times New Roman" w:eastAsia="Times New Roman" w:hAnsi="Times New Roman"/>
+          <w:b/>
+          <w:bCs/>
+          <w:sz w:val="26"/>
+          <w:szCs w:val="26"/>
+        </w:rPr>
+        <w:t xml:space="preserve">Tham số vào (JSON Schema):</w:t>
+      </w:r>
+    </w:p>
+    <w:p>
+      <w:pPr>
+        <w:spacing w:after="0" w:line="240"/>
+        <w:ind w:left="567"/>
+      </w:pPr>
+      <w:r>
+        <w:rPr>
+          <w:rFonts w:ascii="Consolas" w:cs="Consolas" w:eastAsia="Consolas" w:hAnsi="Consolas"/>
+          <w:sz w:val="19"/>
+          <w:szCs w:val="19"/>
+        </w:rPr>
+        <w:t xml:space="preserve">{</w:t>
+      </w:r>
+    </w:p>
+    <w:p>
+      <w:pPr>
+        <w:spacing w:after="0" w:line="240"/>
+        <w:ind w:left="567"/>
+      </w:pPr>
+      <w:r>
+        <w:rPr>
+          <w:rFonts w:ascii="Consolas" w:cs="Consolas" w:eastAsia="Consolas" w:hAnsi="Consolas"/>
+          <w:sz w:val="19"/>
+          <w:szCs w:val="19"/>
+        </w:rPr>
+        <w:t xml:space="preserve"> "type": "object",</w:t>
+      </w:r>
+    </w:p>
+    <w:p>
+      <w:pPr>
+        <w:spacing w:after="0" w:line="240"/>
+        <w:ind w:left="567"/>
+      </w:pPr>
+      <w:r>
+        <w:rPr>
+          <w:rFonts w:ascii="Consolas" w:cs="Consolas" w:eastAsia="Consolas" w:hAnsi="Consolas"/>
+          <w:sz w:val="19"/>
+          <w:szCs w:val="19"/>
+        </w:rPr>
+        <w:t xml:space="preserve"> "properties": {},</w:t>
+      </w:r>
+    </w:p>
+    <w:p>
+      <w:pPr>
+        <w:spacing w:after="0" w:line="240"/>
+        <w:ind w:left="567"/>
+      </w:pPr>
+      <w:r>
+        <w:rPr>
+          <w:rFonts w:ascii="Consolas" w:cs="Consolas" w:eastAsia="Consolas" w:hAnsi="Consolas"/>
+          <w:sz w:val="19"/>
+          <w:szCs w:val="19"/>
+        </w:rPr>
+        <w:t xml:space="preserve"> "required": [],</w:t>
+      </w:r>
+    </w:p>
+    <w:p>
+      <w:pPr>
+        <w:spacing w:after="0" w:line="240"/>
+        <w:ind w:left="567"/>
+      </w:pPr>
+      <w:r>
+        <w:rPr>
+          <w:rFonts w:ascii="Consolas" w:cs="Consolas" w:eastAsia="Consolas" w:hAnsi="Consolas"/>
+          <w:sz w:val="19"/>
+          <w:szCs w:val="19"/>
+        </w:rPr>
+        <w:t xml:space="preserve"> "additionalProperties": false</w:t>
+      </w:r>
+    </w:p>
+    <w:p>
+      <w:pPr>
+        <w:spacing w:after="0" w:line="240"/>
+        <w:ind w:left="567"/>
+      </w:pPr>
+      <w:r>
+        <w:rPr>
+          <w:rFonts w:ascii="Consolas" w:cs="Consolas" w:eastAsia="Consolas" w:hAnsi="Consolas"/>
+          <w:sz w:val="19"/>
+          <w:szCs w:val="19"/>
+        </w:rPr>
+        <w:t xml:space="preserve">}</w:t>
+      </w:r>
+    </w:p>
+    <w:p>
+      <w:pPr>
+        <w:spacing w:after="120" w:line="360"/>
+        <w:ind w:firstLine="0"/>
+        <w:jc w:val="both"/>
+      </w:pPr>
+      <w:r>
+        <w:rPr>
+          <w:rFonts w:ascii="Times New Roman" w:cs="Times New Roman" w:eastAsia="Times New Roman" w:hAnsi="Times New Roman"/>
+          <w:b/>
+          <w:bCs/>
+          <w:sz w:val="26"/>
+          <w:szCs w:val="26"/>
+        </w:rPr>
+        <w:t xml:space="preserve">Kết quả ra (JSON Schema):</w:t>
+      </w:r>
+    </w:p>
+    <w:p>
+      <w:pPr>
+        <w:spacing w:after="0" w:line="240"/>
+        <w:ind w:left="567"/>
+      </w:pPr>
+      <w:r>
+        <w:rPr>
+          <w:rFonts w:ascii="Consolas" w:cs="Consolas" w:eastAsia="Consolas" w:hAnsi="Consolas"/>
+          <w:sz w:val="19"/>
+          <w:szCs w:val="19"/>
+        </w:rPr>
+        <w:t xml:space="preserve">{</w:t>
+      </w:r>
+    </w:p>
+    <w:p>
+      <w:pPr>
+        <w:spacing w:after="0" w:line="240"/>
+        <w:ind w:left="567"/>
+      </w:pPr>
+      <w:r>
+        <w:rPr>
+          <w:rFonts w:ascii="Consolas" w:cs="Consolas" w:eastAsia="Consolas" w:hAnsi="Consolas"/>
+          <w:sz w:val="19"/>
+          <w:szCs w:val="19"/>
+        </w:rPr>
+        <w:t xml:space="preserve"> "type": "object",</w:t>
+      </w:r>
+    </w:p>
+    <w:p>
+      <w:pPr>
+        <w:spacing w:after="0" w:line="240"/>
+        <w:ind w:left="567"/>
+      </w:pPr>
+      <w:r>
+        <w:rPr>
+          <w:rFonts w:ascii="Consolas" w:cs="Consolas" w:eastAsia="Consolas" w:hAnsi="Consolas"/>
+          <w:sz w:val="19"/>
+          <w:szCs w:val="19"/>
+        </w:rPr>
+        <w:t xml:space="preserve"> "properties": {</w:t>
+      </w:r>
+    </w:p>
+    <w:p>
+      <w:pPr>
+        <w:spacing w:after="0" w:line="240"/>
+        <w:ind w:left="567"/>
+      </w:pPr>
+      <w:r>
+        <w:rPr>
+          <w:rFonts w:ascii="Consolas" w:cs="Consolas" w:eastAsia="Consolas" w:hAnsi="Consolas"/>
+          <w:sz w:val="19"/>
+          <w:szCs w:val="19"/>
+        </w:rPr>
+        <w:t xml:space="preserve">  "rules": {</w:t>
+      </w:r>
+    </w:p>
+    <w:p>
+      <w:pPr>
+        <w:spacing w:after="0" w:line="240"/>
+        <w:ind w:left="567"/>
+      </w:pPr>
+      <w:r>
+        <w:rPr>
+          <w:rFonts w:ascii="Consolas" w:cs="Consolas" w:eastAsia="Consolas" w:hAnsi="Consolas"/>
+          <w:sz w:val="19"/>
+          <w:szCs w:val="19"/>
+        </w:rPr>
+        <w:t xml:space="preserve">   "type": "array",</w:t>
+      </w:r>
+    </w:p>
+    <w:p>
+      <w:pPr>
+        <w:spacing w:after="0" w:line="240"/>
+        <w:ind w:left="567"/>
+      </w:pPr>
+      <w:r>
+        <w:rPr>
+          <w:rFonts w:ascii="Consolas" w:cs="Consolas" w:eastAsia="Consolas" w:hAnsi="Consolas"/>
+          <w:sz w:val="19"/>
+          <w:szCs w:val="19"/>
+        </w:rPr>
+        <w:t xml:space="preserve">   "items": {</w:t>
+      </w:r>
+    </w:p>
+    <w:p>
+      <w:pPr>
+        <w:spacing w:after="0" w:line="240"/>
+        <w:ind w:left="567"/>
+      </w:pPr>
+      <w:r>
+        <w:rPr>
+          <w:rFonts w:ascii="Consolas" w:cs="Consolas" w:eastAsia="Consolas" w:hAnsi="Consolas"/>
+          <w:sz w:val="19"/>
+          <w:szCs w:val="19"/>
+        </w:rPr>
+        <w:t xml:space="preserve">    "type": "object"</w:t>
+      </w:r>
+    </w:p>
+    <w:p>
+      <w:pPr>
+        <w:spacing w:after="0" w:line="240"/>
+        <w:ind w:left="567"/>
+      </w:pPr>
+      <w:r>
+        <w:rPr>
+          <w:rFonts w:ascii="Consolas" w:cs="Consolas" w:eastAsia="Consolas" w:hAnsi="Consolas"/>
+          <w:sz w:val="19"/>
+          <w:szCs w:val="19"/>
+        </w:rPr>
+        <w:t xml:space="preserve">   }</w:t>
+      </w:r>
+    </w:p>
+    <w:p>
+      <w:pPr>
+        <w:spacing w:after="0" w:line="240"/>
+        <w:ind w:left="567"/>
+      </w:pPr>
+      <w:r>
+        <w:rPr>
+          <w:rFonts w:ascii="Consolas" w:cs="Consolas" w:eastAsia="Consolas" w:hAnsi="Consolas"/>
+          <w:sz w:val="19"/>
+          <w:szCs w:val="19"/>
+        </w:rPr>
+        <w:t xml:space="preserve">  },</w:t>
+      </w:r>
+    </w:p>
+    <w:p>
+      <w:pPr>
+        <w:spacing w:after="0" w:line="240"/>
+        <w:ind w:left="567"/>
+      </w:pPr>
+      <w:r>
+        <w:rPr>
+          <w:rFonts w:ascii="Consolas" w:cs="Consolas" w:eastAsia="Consolas" w:hAnsi="Consolas"/>
+          <w:sz w:val="19"/>
+          <w:szCs w:val="19"/>
+        </w:rPr>
+        <w:t xml:space="preserve">  "signed": {</w:t>
+      </w:r>
+    </w:p>
+    <w:p>
+      <w:pPr>
+        <w:spacing w:after="0" w:line="240"/>
+        <w:ind w:left="567"/>
+      </w:pPr>
+      <w:r>
+        <w:rPr>
+          <w:rFonts w:ascii="Consolas" w:cs="Consolas" w:eastAsia="Consolas" w:hAnsi="Consolas"/>
+          <w:sz w:val="19"/>
+          <w:szCs w:val="19"/>
+        </w:rPr>
+        <w:t xml:space="preserve">   "type": "boolean"</w:t>
+      </w:r>
+    </w:p>
+    <w:p>
+      <w:pPr>
+        <w:spacing w:after="0" w:line="240"/>
+        <w:ind w:left="567"/>
+      </w:pPr>
+      <w:r>
+        <w:rPr>
+          <w:rFonts w:ascii="Consolas" w:cs="Consolas" w:eastAsia="Consolas" w:hAnsi="Consolas"/>
+          <w:sz w:val="19"/>
+          <w:szCs w:val="19"/>
+        </w:rPr>
+        <w:t xml:space="preserve">  },</w:t>
+      </w:r>
+    </w:p>
+    <w:p>
+      <w:pPr>
+        <w:spacing w:after="0" w:line="240"/>
+        <w:ind w:left="567"/>
+      </w:pPr>
+      <w:r>
+        <w:rPr>
+          <w:rFonts w:ascii="Consolas" w:cs="Consolas" w:eastAsia="Consolas" w:hAnsi="Consolas"/>
+          <w:sz w:val="19"/>
+          <w:szCs w:val="19"/>
+        </w:rPr>
+        <w:t xml:space="preserve">  "reason": {</w:t>
+      </w:r>
+    </w:p>
+    <w:p>
+      <w:pPr>
+        <w:spacing w:after="0" w:line="240"/>
+        <w:ind w:left="567"/>
+      </w:pPr>
+      <w:r>
+        <w:rPr>
+          <w:rFonts w:ascii="Consolas" w:cs="Consolas" w:eastAsia="Consolas" w:hAnsi="Consolas"/>
+          <w:sz w:val="19"/>
+          <w:szCs w:val="19"/>
+        </w:rPr>
+        <w:t xml:space="preserve">   "type": "string",</w:t>
+      </w:r>
+    </w:p>
+    <w:p>
+      <w:pPr>
+        <w:spacing w:after="0" w:line="240"/>
+        <w:ind w:left="567"/>
+      </w:pPr>
+      <w:r>
+        <w:rPr>
+          <w:rFonts w:ascii="Consolas" w:cs="Consolas" w:eastAsia="Consolas" w:hAnsi="Consolas"/>
+          <w:sz w:val="19"/>
+          <w:szCs w:val="19"/>
+        </w:rPr>
+        <w:t xml:space="preserve">   "description": "vì sao chưa niêm"</w:t>
+      </w:r>
+    </w:p>
+    <w:p>
+      <w:pPr>
+        <w:spacing w:after="0" w:line="240"/>
+        <w:ind w:left="567"/>
+      </w:pPr>
+      <w:r>
+        <w:rPr>
+          <w:rFonts w:ascii="Consolas" w:cs="Consolas" w:eastAsia="Consolas" w:hAnsi="Consolas"/>
+          <w:sz w:val="19"/>
+          <w:szCs w:val="19"/>
+        </w:rPr>
+        <w:t xml:space="preserve">  }</w:t>
+      </w:r>
+    </w:p>
+    <w:p>
+      <w:pPr>
+        <w:spacing w:after="0" w:line="240"/>
+        <w:ind w:left="567"/>
+      </w:pPr>
+      <w:r>
+        <w:rPr>
+          <w:rFonts w:ascii="Consolas" w:cs="Consolas" w:eastAsia="Consolas" w:hAnsi="Consolas"/>
+          <w:sz w:val="19"/>
+          <w:szCs w:val="19"/>
+        </w:rPr>
+        <w:t xml:space="preserve"> },</w:t>
+      </w:r>
+    </w:p>
+    <w:p>
+      <w:pPr>
+        <w:spacing w:after="0" w:line="240"/>
+        <w:ind w:left="567"/>
+      </w:pPr>
+      <w:r>
+        <w:rPr>
+          <w:rFonts w:ascii="Consolas" w:cs="Consolas" w:eastAsia="Consolas" w:hAnsi="Consolas"/>
+          <w:sz w:val="19"/>
+          <w:szCs w:val="19"/>
+        </w:rPr>
+        <w:t xml:space="preserve"> "required": [</w:t>
+      </w:r>
+    </w:p>
+    <w:p>
+      <w:pPr>
+        <w:spacing w:after="0" w:line="240"/>
+        <w:ind w:left="567"/>
+      </w:pPr>
+      <w:r>
+        <w:rPr>
+          <w:rFonts w:ascii="Consolas" w:cs="Consolas" w:eastAsia="Consolas" w:hAnsi="Consolas"/>
+          <w:sz w:val="19"/>
+          <w:szCs w:val="19"/>
+        </w:rPr>
+        <w:t xml:space="preserve">  "rules",</w:t>
+      </w:r>
+    </w:p>
+    <w:p>
+      <w:pPr>
+        <w:spacing w:after="0" w:line="240"/>
+        <w:ind w:left="567"/>
+      </w:pPr>
+      <w:r>
+        <w:rPr>
+          <w:rFonts w:ascii="Consolas" w:cs="Consolas" w:eastAsia="Consolas" w:hAnsi="Consolas"/>
+          <w:sz w:val="19"/>
+          <w:szCs w:val="19"/>
+        </w:rPr>
+        <w:t xml:space="preserve">  "signed"</w:t>
+      </w:r>
+    </w:p>
+    <w:p>
+      <w:pPr>
+        <w:spacing w:after="0" w:line="240"/>
+        <w:ind w:left="567"/>
+      </w:pPr>
+      <w:r>
+        <w:rPr>
+          <w:rFonts w:ascii="Consolas" w:cs="Consolas" w:eastAsia="Consolas" w:hAnsi="Consolas"/>
+          <w:sz w:val="19"/>
+          <w:szCs w:val="19"/>
+        </w:rPr>
+        <w:t xml:space="preserve"> ],</w:t>
+      </w:r>
+    </w:p>
+    <w:p>
+      <w:pPr>
+        <w:spacing w:after="0" w:line="240"/>
+        <w:ind w:left="567"/>
+      </w:pPr>
+      <w:r>
+        <w:rPr>
+          <w:rFonts w:ascii="Consolas" w:cs="Consolas" w:eastAsia="Consolas" w:hAnsi="Consolas"/>
+          <w:sz w:val="19"/>
+          <w:szCs w:val="19"/>
+        </w:rPr>
+        <w:t xml:space="preserve"> "additionalProperties": false</w:t>
+      </w:r>
+    </w:p>
+    <w:p>
+      <w:pPr>
+        <w:spacing w:after="0" w:line="240"/>
+        <w:ind w:left="567"/>
+      </w:pPr>
+      <w:r>
+        <w:rPr>
+          <w:rFonts w:ascii="Consolas" w:cs="Consolas" w:eastAsia="Consolas" w:hAnsi="Consolas"/>
+          <w:sz w:val="19"/>
+          <w:szCs w:val="19"/>
+        </w:rPr>
+        <w:t xml:space="preserve">}</w:t>
+      </w:r>
+    </w:p>
+    <w:p>
+      <w:pPr>
+        <w:spacing w:after="120" w:line="360"/>
+        <w:ind w:firstLine="0"/>
+        <w:jc w:val="both"/>
+      </w:pPr>
+      <w:r>
+        <w:rPr>
+          <w:rFonts w:ascii="Times New Roman" w:cs="Times New Roman" w:eastAsia="Times New Roman" w:hAnsi="Times New Roman"/>
+          <w:b/>
+          <w:bCs/>
+          <w:sz w:val="26"/>
+          <w:szCs w:val="26"/>
+        </w:rPr>
+        <w:t xml:space="preserve">Các bước thực hiện:</w:t>
+      </w:r>
+    </w:p>
+    <w:p>
+      <w:pPr>
+        <w:spacing w:after="120" w:line="360"/>
+        <w:ind w:firstLine="0"/>
+        <w:jc w:val="both"/>
+      </w:pPr>
+      <w:r>
+        <w:rPr>
+          <w:rFonts w:ascii="Times New Roman" w:cs="Times New Roman" w:eastAsia="Times New Roman" w:hAnsi="Times New Roman"/>
+          <w:sz w:val="26"/>
+          <w:szCs w:val="26"/>
+        </w:rPr>
+        <w:t xml:space="preserve">1. Trả bảng quy tắc PolicyGate đang nạp, kèm trạng thái niêm danh sách trắng</w:t>
+      </w:r>
+    </w:p>
+    <w:p>
+      <w:pPr>
+        <w:spacing w:after="120" w:line="360"/>
+        <w:ind w:firstLine="0"/>
+        <w:jc w:val="both"/>
+      </w:pPr>
+      <w:r>
+        <w:rPr>
+          <w:rFonts w:ascii="Times New Roman" w:cs="Times New Roman" w:eastAsia="Times New Roman" w:hAnsi="Times New Roman"/>
+          <w:b/>
+          <w:bCs/>
+          <w:sz w:val="26"/>
+          <w:szCs w:val="26"/>
+        </w:rPr>
+        <w:t xml:space="preserve">Lỗi:</w:t>
+      </w:r>
+      <w:r>
+        <w:rPr>
+          <w:rFonts w:ascii="Times New Roman" w:cs="Times New Roman" w:eastAsia="Times New Roman" w:hAnsi="Times New Roman"/>
+          <w:sz w:val="26"/>
+          <w:szCs w:val="26"/>
+        </w:rPr>
+        <w:t xml:space="preserve"> không có lỗi đặc thù ngoài lỗi chung của Router (E1000, E3000, E6000).</w:t>
       </w:r>
     </w:p>
     <w:p>
